--- a/docs/game-ai-book.docx
+++ b/docs/game-ai-book.docx
@@ -389,6 +389,14 @@
       </w:pPr>
       <w:r>
         <w:t>Strategy AI — Civilization, Red Alert &amp; StarCraft</w:t>
+      </w:r>
+    </w:p>
+    <w:p>
+      <w:pPr>
+        <w:pStyle w:val="ListNumber"/>
+      </w:pPr>
+      <w:r>
+        <w:t>Open-World AI — GTA, Streaming &amp; the Performance Budget</w:t>
       </w:r>
     </w:p>
     <w:p>
@@ -4478,7 +4486,7 @@
         <w:t>deep reinforcement-learning</w:t>
       </w:r>
       <w:r>
-        <w:t xml:space="preserve"> agent (Chapter 13) that learned to drive </w:t>
+        <w:t xml:space="preserve"> agent (Chapter 14) that learned to drive </w:t>
       </w:r>
       <w:r>
         <w:rPr>
@@ -4571,7 +4579,7 @@
         <w:rPr>
           <w:i/>
         </w:rPr>
-        <w:t xml:space="preserve"> system (Chapter 14) that learns </w:t>
+        <w:t xml:space="preserve"> system (Chapter 15) that learns </w:t>
       </w:r>
       <w:r>
         <w:t>individual human players'* driving styles from their recorded laps, so your friends' "Drivatars" race in your game even when they're offline. Human-like, not super-human.</w:t>
@@ -5793,7 +5801,7 @@
         <w:t>AlphaStar</w:t>
       </w:r>
       <w:r>
-        <w:t xml:space="preserve"> — deep reinforcement learning with imitation-learning bootstrapping and league-style self-play (Chapter 13) — reached </w:t>
+        <w:t xml:space="preserve"> — deep reinforcement learning with imitation-learning bootstrapping and league-style self-play (Chapter 14) — reached </w:t>
       </w:r>
       <w:r>
         <w:rPr>
@@ -5924,6 +5932,967 @@
     </w:p>
     <w:p>
       <w:pPr>
+        <w:pStyle w:val="Heading2"/>
+      </w:pPr>
+      <w:r>
+        <w:t>13. Open-World AI — GTA, Streaming &amp; the Performance Budget</w:t>
+      </w:r>
+    </w:p>
+    <w:p>
+      <w:pPr>
+        <w:spacing w:after="120"/>
+      </w:pPr>
+      <w:r>
+        <w:t xml:space="preserve">Open-world games — </w:t>
+      </w:r>
+      <w:r>
+        <w:rPr>
+          <w:i/>
+        </w:rPr>
+        <w:t>Grand Theft Auto</w:t>
+      </w:r>
+      <w:r>
+        <w:t xml:space="preserve">, </w:t>
+      </w:r>
+      <w:r>
+        <w:rPr>
+          <w:i/>
+        </w:rPr>
+        <w:t>Red Dead Redemption</w:t>
+      </w:r>
+      <w:r>
+        <w:t xml:space="preserve">, </w:t>
+      </w:r>
+      <w:r>
+        <w:rPr>
+          <w:i/>
+        </w:rPr>
+        <w:t>Cyberpunk 2077</w:t>
+      </w:r>
+      <w:r>
+        <w:t xml:space="preserve">, </w:t>
+      </w:r>
+      <w:r>
+        <w:rPr>
+          <w:i/>
+        </w:rPr>
+        <w:t>Assassin's Creed</w:t>
+      </w:r>
+      <w:r>
+        <w:t xml:space="preserve"> — pose a problem no other genre does: they must make a </w:t>
+      </w:r>
+      <w:r>
+        <w:rPr>
+          <w:b/>
+        </w:rPr>
+        <w:t>whole living city</w:t>
+      </w:r>
+      <w:r>
+        <w:t xml:space="preserve"> feel real, with hundreds of pedestrians, cars, and animals visible at once, in a seamless map you can drive across for ten minutes without a loading screen. This chapter uses the </w:t>
+      </w:r>
+      <w:r>
+        <w:rPr>
+          <w:i/>
+        </w:rPr>
+        <w:t>GTA</w:t>
+      </w:r>
+      <w:r>
+        <w:t xml:space="preserve"> series as the worked example, because it is the definitive open-world AI showcase, and answers four questions: how are the NPCs designed, how do they fit a giant world and a huge crowd into a fixed memory and frame budget, whether generative AI can live there, and how you balance any AI you add against performance.</w:t>
+      </w:r>
+    </w:p>
+    <w:p>
+      <w:pPr>
+        <w:pStyle w:val="Heading3"/>
+      </w:pPr>
+      <w:r>
+        <w:t>How the NPCs are designed</w:t>
+      </w:r>
+    </w:p>
+    <w:p>
+      <w:pPr>
+        <w:spacing w:after="120"/>
+      </w:pPr>
+      <w:r>
+        <w:t xml:space="preserve">The key realization is that a </w:t>
+      </w:r>
+      <w:r>
+        <w:rPr>
+          <w:i/>
+        </w:rPr>
+        <w:t>GTA</w:t>
+      </w:r>
+      <w:r>
+        <w:t xml:space="preserve"> crowd is not hundreds of hand-placed characters. It is a </w:t>
+      </w:r>
+      <w:r>
+        <w:rPr>
+          <w:b/>
+        </w:rPr>
+        <w:t>population system</w:t>
+      </w:r>
+      <w:r>
+        <w:t xml:space="preserve"> that continuously </w:t>
+      </w:r>
+      <w:r>
+        <w:rPr>
+          <w:b/>
+        </w:rPr>
+        <w:t>spawns NPCs around the player and despawns them out of sight</w:t>
+      </w:r>
+      <w:r>
+        <w:t xml:space="preserve">, keeping only a bounded number "alive" at any moment. Where they spawn, and what kind, is driven by the zone (a beach, a business district, a slum), time of day, and a </w:t>
+      </w:r>
+      <w:r>
+        <w:rPr>
+          <w:b/>
+        </w:rPr>
+        <w:t>density budget</w:t>
+      </w:r>
+      <w:r>
+        <w:t>. Walk down a street and the pedestrians ahead are being created just outside your view and quietly deleted behind you — the city is an illusion maintained in a bubble around you.</w:t>
+      </w:r>
+    </w:p>
+    <w:p>
+      <w:pPr>
+        <w:spacing w:after="120"/>
+      </w:pPr>
+      <w:r>
+        <w:t>Each pedestrian ("ped") and vehicle runs an authored decision architecture built from the techniques in Part II:</w:t>
+      </w:r>
+    </w:p>
+    <w:p>
+      <w:pPr>
+        <w:pStyle w:val="ListBullet"/>
+      </w:pPr>
+      <w:r>
+        <w:rPr>
+          <w:b/>
+        </w:rPr>
+        <w:t>A hierarchical task system.</w:t>
+      </w:r>
+      <w:r>
+        <w:t xml:space="preserve"> Rockstar's RAGE engine drives peds with a tree of </w:t>
+      </w:r>
+      <w:r>
+        <w:rPr>
+          <w:b/>
+        </w:rPr>
+        <w:t>tasks</w:t>
+      </w:r>
+      <w:r>
+        <w:t xml:space="preserve"> (wander, cross the road, flee, take cover, enter vehicle) — effectively a behavior-tree/HTN hybrid where a high-level task expands into sub-tasks. This is the FSM/behavior-tree material of Chapter 4, scaled up.</w:t>
+      </w:r>
+    </w:p>
+    <w:p>
+      <w:pPr>
+        <w:pStyle w:val="ListBullet"/>
+      </w:pPr>
+      <w:r>
+        <w:rPr>
+          <w:b/>
+        </w:rPr>
+        <w:t>Scenarios.</w:t>
+      </w:r>
+      <w:r>
+        <w:t xml:space="preserve"> The world is seeded with </w:t>
+      </w:r>
+      <w:r>
+        <w:rPr>
+          <w:b/>
+        </w:rPr>
+        <w:t>scenario points</w:t>
+      </w:r>
+      <w:r>
+        <w:t xml:space="preserve"> — annotations that say "a ped here can sit on this bench / lean on this wall / sweep / sunbathe / drink coffee." Ambient NPCs claim a nearby scenario and play its authored behavior, which is why the city looks </w:t>
+      </w:r>
+      <w:r>
+        <w:rPr>
+          <w:i/>
+        </w:rPr>
+        <w:t>purposeful</w:t>
+      </w:r>
+      <w:r>
+        <w:t xml:space="preserve"> rather than full of aimless walkers. Scenarios are a form of world-baked utility: cheap, designer-authored, location-specific behavior.</w:t>
+      </w:r>
+    </w:p>
+    <w:p>
+      <w:pPr>
+        <w:pStyle w:val="ListBullet"/>
+      </w:pPr>
+      <w:r>
+        <w:rPr>
+          <w:b/>
+        </w:rPr>
+        <w:t>Navigation on two graphs.</w:t>
+      </w:r>
+      <w:r>
+        <w:t xml:space="preserve"> Peds path over a </w:t>
+      </w:r>
+      <w:r>
+        <w:rPr>
+          <w:b/>
+        </w:rPr>
+        <w:t>navmesh</w:t>
+      </w:r>
+      <w:r>
+        <w:t xml:space="preserve"> (Chapter 7); vehicles follow a </w:t>
+      </w:r>
+      <w:r>
+        <w:rPr>
+          <w:b/>
+        </w:rPr>
+        <w:t>road/path-node network</w:t>
+      </w:r>
+      <w:r>
+        <w:t xml:space="preserve"> — a graph of lane nodes with speeds, links, and junctions — with car-following, lane changes, and traffic-light obedience layered on top.</w:t>
+      </w:r>
+    </w:p>
+    <w:p>
+      <w:pPr>
+        <w:pStyle w:val="ListBullet"/>
+      </w:pPr>
+      <w:r>
+        <w:rPr>
+          <w:b/>
+        </w:rPr>
+        <w:t>Perception and an event system.</w:t>
+      </w:r>
+      <w:r>
+        <w:t xml:space="preserve"> Peds have senses (sight cones, hearing) and an </w:t>
+      </w:r>
+      <w:r>
+        <w:rPr>
+          <w:b/>
+        </w:rPr>
+        <w:t>event queue</w:t>
+      </w:r>
+      <w:r>
+        <w:t xml:space="preserve">. A gunshot, a car mounting the curb, or a punch generates an event that </w:t>
+      </w:r>
+      <w:r>
+        <w:rPr>
+          <w:b/>
+        </w:rPr>
+        <w:t>interrupts</w:t>
+      </w:r>
+      <w:r>
+        <w:t xml:space="preserve"> the current task with a higher-priority reaction — flee, cower, fight back, or call the police. This event-driven interruption is what makes the world feel reactive.</w:t>
+      </w:r>
+    </w:p>
+    <w:p>
+      <w:pPr>
+        <w:pStyle w:val="ListBullet"/>
+      </w:pPr>
+      <w:r>
+        <w:rPr>
+          <w:b/>
+        </w:rPr>
+        <w:t>The Wanted system.</w:t>
+      </w:r>
+      <w:r>
+        <w:t xml:space="preserve"> The police are the game's showcase combat/pursuit AI: response escalates with wanted level, officers pathfind to you, use cover-based combat (Chapter 11), and — when they lose sight of you — switch to a </w:t>
+      </w:r>
+      <w:r>
+        <w:rPr>
+          <w:b/>
+        </w:rPr>
+        <w:t>search</w:t>
+      </w:r>
+      <w:r>
+        <w:t xml:space="preserve"> behavior around your </w:t>
+      </w:r>
+      <w:r>
+        <w:rPr>
+          <w:b/>
+        </w:rPr>
+        <w:t>last-known position</w:t>
+      </w:r>
+      <w:r>
+        <w:t>, exactly the "when to re-plan / where did they go" problem of Chapter 7.</w:t>
+      </w:r>
+    </w:p>
+    <w:p>
+      <w:pPr>
+        <w:spacing w:after="120"/>
+      </w:pPr>
+      <w:r>
+        <w:t xml:space="preserve">None of this is one clever algorithm. It is the </w:t>
+      </w:r>
+      <w:r>
+        <w:rPr>
+          <w:b/>
+        </w:rPr>
+        <w:t>classic toolbox, integrated and budgeted</w:t>
+      </w:r>
+      <w:r>
+        <w:t xml:space="preserve"> — which is the real lesson of open-world AI.</w:t>
+      </w:r>
+    </w:p>
+    <w:p>
+      <w:pPr>
+        <w:pStyle w:val="Heading3"/>
+      </w:pPr>
+      <w:r>
+        <w:t>Fitting a giant world and a huge crowd into a fixed budget</w:t>
+      </w:r>
+    </w:p>
+    <w:p>
+      <w:pPr>
+        <w:spacing w:after="120"/>
+      </w:pPr>
+      <w:r>
+        <w:t xml:space="preserve">A console has a fixed amount of memory and ~16 ms per frame. A </w:t>
+      </w:r>
+      <w:r>
+        <w:rPr>
+          <w:i/>
+        </w:rPr>
+        <w:t>GTA</w:t>
+      </w:r>
+      <w:r>
+        <w:t xml:space="preserve"> map is far too large to hold in memory and has far too many potential agents to simulate every frame. Four ideas make it possible, and they are the heart of open-world engineering:</w:t>
+      </w:r>
+    </w:p>
+    <w:p>
+      <w:pPr>
+        <w:pStyle w:val="ListNumber"/>
+      </w:pPr>
+      <w:r>
+        <w:rPr>
+          <w:b/>
+        </w:rPr>
+        <w:t>Streaming.</w:t>
+      </w:r>
+      <w:r>
+        <w:t xml:space="preserve"> The world is cut into cells/blocks, and assets — geometry, textures, collision, audio, and AI data — are </w:t>
+      </w:r>
+      <w:r>
+        <w:rPr>
+          <w:b/>
+        </w:rPr>
+        <w:t>streamed off disk into memory as the player moves</w:t>
+      </w:r>
+      <w:r>
+        <w:t xml:space="preserve">, while cells left behind are evicted. Only a region around the player is ever resident. A dedicated </w:t>
+      </w:r>
+      <w:r>
+        <w:rPr>
+          <w:b/>
+        </w:rPr>
+        <w:t>streaming system</w:t>
+      </w:r>
+      <w:r>
+        <w:t xml:space="preserve"> predicts what you'll need next (based on position and velocity) and loads it just in time, which is how the map has no loading screens.</w:t>
+      </w:r>
+    </w:p>
+    <w:p>
+      <w:pPr>
+        <w:pStyle w:val="ListNumber"/>
+      </w:pPr>
+      <w:r>
+        <w:t>*</w:t>
+      </w:r>
+      <w:r>
+        <w:rPr>
+          <w:i/>
+        </w:rPr>
+        <w:t xml:space="preserve">Level of Detail (LOD) — for geometry </w:t>
+      </w:r>
+      <w:r>
+        <w:t>and</w:t>
+      </w:r>
+      <w:r>
+        <w:rPr>
+          <w:i/>
+        </w:rPr>
+        <w:t xml:space="preserve"> AI.</w:t>
+      </w:r>
+      <w:r>
+        <w:rPr>
+          <w:i/>
+        </w:rPr>
+        <w:t xml:space="preserve"> Near the player, the city is full-detail and NPCs are fully simulated. Farther out, geometry drops to cheaper </w:t>
+      </w:r>
+      <w:r>
+        <w:rPr>
+          <w:i/>
+        </w:rPr>
+        <w:t>LOD models</w:t>
+      </w:r>
+      <w:r>
+        <w:rPr>
+          <w:i/>
+        </w:rPr>
+        <w:t xml:space="preserve"> and eventually flat imposters; and — crucially — </w:t>
+      </w:r>
+      <w:r>
+        <w:rPr>
+          <w:i/>
+        </w:rPr>
+        <w:t>AI runs at "level of detail" too</w:t>
+      </w:r>
+      <w:r>
+        <w:rPr>
+          <w:i/>
+        </w:rPr>
+        <w:t xml:space="preserve">. This </w:t>
+      </w:r>
+      <w:r>
+        <w:rPr>
+          <w:i/>
+        </w:rPr>
+        <w:t>LOD AI</w:t>
+      </w:r>
+      <w:r>
+        <w:t>* is the single most important idea: a distant car isn't a full physics-and-AI vehicle, it's a cheap "dummy" that slides along a path node; a distant crowd is a few animated billboards. Full simulation is spent only where the player can actually perceive it.</w:t>
+      </w:r>
+    </w:p>
+    <w:p>
+      <w:pPr>
+        <w:pStyle w:val="ListNumber"/>
+      </w:pPr>
+      <w:r>
+        <w:rPr>
+          <w:b/>
+        </w:rPr>
+        <w:t>Time-slicing.</w:t>
+      </w:r>
+      <w:r>
+        <w:t xml:space="preserve"> Even the near NPCs are not all updated every frame. Their AI updates are </w:t>
+      </w:r>
+      <w:r>
+        <w:rPr>
+          <w:b/>
+        </w:rPr>
+        <w:t>spread across frames</w:t>
+      </w:r>
+      <w:r>
+        <w:t xml:space="preserve"> — a fraction of the agents "think" each frame on a rotating schedule, and distant ones think less often. This turns an unaffordable "N agents × every frame" into a fixed per-frame cost.</w:t>
+      </w:r>
+    </w:p>
+    <w:p>
+      <w:pPr>
+        <w:pStyle w:val="ListNumber"/>
+      </w:pPr>
+      <w:r>
+        <w:rPr>
+          <w:b/>
+        </w:rPr>
+        <w:t>Density caps and culling.</w:t>
+      </w:r>
+      <w:r>
+        <w:t xml:space="preserve"> Hard </w:t>
+      </w:r>
+      <w:r>
+        <w:rPr>
+          <w:b/>
+        </w:rPr>
+        <w:t>caps</w:t>
+      </w:r>
+      <w:r>
+        <w:t xml:space="preserve"> limit how many peds/vehicles are active at once (tuned per zone and per platform), and spatial partitioning plus occlusion culling keep queries and rendering bounded. The population system spawns up to the cap and no further.</w:t>
+      </w:r>
+    </w:p>
+    <w:p>
+      <w:pPr>
+        <w:spacing w:after="120"/>
+      </w:pPr>
+      <w:r>
+        <w:t xml:space="preserve">Put together: </w:t>
+      </w:r>
+      <w:r>
+        <w:rPr>
+          <w:b/>
+        </w:rPr>
+        <w:t>stream a bubble of world around the player, simulate at full fidelity only what's close and visible, fake everything else with LOD, and spread the remaining work across frames.</w:t>
+      </w:r>
+      <w:r>
+        <w:t xml:space="preserve"> That is how a "living city" fits in a fixed budget.</w:t>
+      </w:r>
+    </w:p>
+    <w:p>
+      <w:pPr>
+        <w:pStyle w:val="Heading3"/>
+      </w:pPr>
+      <w:r>
+        <w:t>Can we use generative (LLM) AI agents in an open world?</w:t>
+      </w:r>
+    </w:p>
+    <w:p>
+      <w:pPr>
+        <w:spacing w:after="120"/>
+      </w:pPr>
+      <w:r>
+        <w:t xml:space="preserve">Yes — but not the way people first imagine. You </w:t>
+      </w:r>
+      <w:r>
+        <w:rPr>
+          <w:b/>
+        </w:rPr>
+        <w:t>cannot</w:t>
+      </w:r>
+      <w:r>
+        <w:t xml:space="preserve"> run an LLM for a whole </w:t>
+      </w:r>
+      <w:r>
+        <w:rPr>
+          <w:i/>
+        </w:rPr>
+        <w:t>GTA</w:t>
+      </w:r>
+      <w:r>
+        <w:t xml:space="preserve"> crowd: with hundreds of NPCs spawning and despawning every minute, a network round-trip and per-token cost </w:t>
+      </w:r>
+      <w:r>
+        <w:rPr>
+          <w:i/>
+        </w:rPr>
+        <w:t>per NPC per line</w:t>
+      </w:r>
+      <w:r>
+        <w:t xml:space="preserve"> is impossible on both latency and money, and it would break the population/streaming model entirely. The realistic architecture is </w:t>
+      </w:r>
+      <w:r>
+        <w:rPr>
+          <w:b/>
+        </w:rPr>
+        <w:t>tiered and hybrid</w:t>
+      </w:r>
+      <w:r>
+        <w:t>:</w:t>
+      </w:r>
+    </w:p>
+    <w:p>
+      <w:pPr>
+        <w:pStyle w:val="ListBullet"/>
+      </w:pPr>
+      <w:r>
+        <w:rPr>
+          <w:b/>
+        </w:rPr>
+        <w:t>Most NPCs stay classic.</w:t>
+      </w:r>
+      <w:r>
+        <w:t xml:space="preserve"> Ambient peds keep their cheap task/scenario AI — they don't need language.</w:t>
+      </w:r>
+    </w:p>
+    <w:p>
+      <w:pPr>
+        <w:pStyle w:val="ListBullet"/>
+      </w:pPr>
+      <w:r>
+        <w:rPr>
+          <w:b/>
+        </w:rPr>
+        <w:t>A few "hero" NPCs get generative AI.</w:t>
+      </w:r>
+      <w:r>
+        <w:t xml:space="preserve"> A mission character, a recurring shopkeeper, a companion — a handful of important characters — can be LLM-driven for open-ended dialogue, exactly the persona + memory + tools pattern of Chapter 16.</w:t>
+      </w:r>
+    </w:p>
+    <w:p>
+      <w:pPr>
+        <w:pStyle w:val="ListBullet"/>
+      </w:pPr>
+      <w:r>
+        <w:rPr>
+          <w:b/>
+        </w:rPr>
+        <w:t>Use LLMs offline as a content tool.</w:t>
+      </w:r>
+      <w:r>
+        <w:t xml:space="preserve"> Generate barks, ambient chatter, and quest text </w:t>
+      </w:r>
+      <w:r>
+        <w:rPr>
+          <w:i/>
+        </w:rPr>
+        <w:t>ahead of time</w:t>
+      </w:r>
+      <w:r>
+        <w:t xml:space="preserve">, review it, and </w:t>
+      </w:r>
+      <w:r>
+        <w:rPr>
+          <w:b/>
+        </w:rPr>
+        <w:t>bake it in</w:t>
+      </w:r>
+      <w:r>
+        <w:t xml:space="preserve"> — you get generative </w:t>
+      </w:r>
+      <w:r>
+        <w:rPr>
+          <w:i/>
+        </w:rPr>
+        <w:t>variety</w:t>
+      </w:r>
+      <w:r>
+        <w:t xml:space="preserve"> with zero runtime cost or risk.</w:t>
+      </w:r>
+    </w:p>
+    <w:p>
+      <w:pPr>
+        <w:pStyle w:val="ListBullet"/>
+      </w:pPr>
+      <w:r>
+        <w:rPr>
+          <w:b/>
+        </w:rPr>
+        <w:t>Right-size the model.</w:t>
+      </w:r>
+      <w:r>
+        <w:t xml:space="preserve"> A small </w:t>
+      </w:r>
+      <w:r>
+        <w:rPr>
+          <w:b/>
+        </w:rPr>
+        <w:t>on-device</w:t>
+      </w:r>
+      <w:r>
+        <w:t xml:space="preserve"> model can serve many nearby NPCs with low latency; a large </w:t>
+      </w:r>
+      <w:r>
+        <w:rPr>
+          <w:b/>
+        </w:rPr>
+        <w:t>cloud</w:t>
+      </w:r>
+      <w:r>
+        <w:t xml:space="preserve"> model is reserved for the few characters that justify it. </w:t>
+      </w:r>
+      <w:r>
+        <w:rPr>
+          <w:b/>
+        </w:rPr>
+        <w:t>Cache</w:t>
+      </w:r>
+      <w:r>
+        <w:t xml:space="preserve"> aggressively (identical situations reuse responses).</w:t>
+      </w:r>
+    </w:p>
+    <w:p>
+      <w:pPr>
+        <w:pStyle w:val="ListBullet"/>
+      </w:pPr>
+      <w:r>
+        <w:rPr>
+          <w:b/>
+        </w:rPr>
+        <w:t>Bound the LLM's authority with tools.</w:t>
+      </w:r>
+      <w:r>
+        <w:t xml:space="preserve"> As in Chapter 16, let the character </w:t>
+      </w:r>
+      <w:r>
+        <w:rPr>
+          <w:i/>
+        </w:rPr>
+        <w:t>talk</w:t>
+      </w:r>
+      <w:r>
+        <w:t xml:space="preserve"> freely but only </w:t>
+      </w:r>
+      <w:r>
+        <w:rPr>
+          <w:i/>
+        </w:rPr>
+        <w:t>act</w:t>
+      </w:r>
+      <w:r>
+        <w:t xml:space="preserve"> through a small, validated set of game functions — so it can never break the simulation, the economy, or the rating.</w:t>
+      </w:r>
+    </w:p>
+    <w:p>
+      <w:pPr>
+        <w:spacing w:after="120"/>
+      </w:pPr>
+      <w:r>
+        <w:t xml:space="preserve">The blockers are the same as anywhere: latency, cost at scale, consistency with canon, determinism for QA, and content safety. Middleware such as </w:t>
+      </w:r>
+      <w:r>
+        <w:rPr>
+          <w:b/>
+        </w:rPr>
+        <w:t>NVIDIA ACE</w:t>
+      </w:r>
+      <w:r>
+        <w:t xml:space="preserve">, </w:t>
+      </w:r>
+      <w:r>
+        <w:rPr>
+          <w:b/>
+        </w:rPr>
+        <w:t>Inworld AI</w:t>
+      </w:r>
+      <w:r>
+        <w:t xml:space="preserve">, and </w:t>
+      </w:r>
+      <w:r>
+        <w:rPr>
+          <w:b/>
+        </w:rPr>
+        <w:t>Convai</w:t>
+      </w:r>
+      <w:r>
+        <w:t xml:space="preserve"> exists precisely to make the "a few talkable NPCs" tier practical, and mods have already put GPT-driven NPCs into </w:t>
+      </w:r>
+      <w:r>
+        <w:rPr>
+          <w:i/>
+        </w:rPr>
+        <w:t>GTA V</w:t>
+      </w:r>
+      <w:r>
+        <w:t xml:space="preserve"> as proof of concept.</w:t>
+      </w:r>
+    </w:p>
+    <w:p>
+      <w:pPr>
+        <w:pStyle w:val="Heading3"/>
+      </w:pPr>
+      <w:r>
+        <w:t>Balancing performance against the AI you add</w:t>
+      </w:r>
+    </w:p>
+    <w:p>
+      <w:pPr>
+        <w:spacing w:after="120"/>
+      </w:pPr>
+      <w:r>
+        <w:t xml:space="preserve">Every technique above is really one discipline: </w:t>
+      </w:r>
+      <w:r>
+        <w:rPr>
+          <w:b/>
+        </w:rPr>
+        <w:t>spend the frame budget where the player will notice, and nowhere else.</w:t>
+      </w:r>
+      <w:r>
+        <w:t xml:space="preserve"> When you add </w:t>
+      </w:r>
+      <w:r>
+        <w:rPr>
+          <w:i/>
+        </w:rPr>
+        <w:t>any</w:t>
+      </w:r>
+      <w:r>
+        <w:t xml:space="preserve"> AI to a game — a smarter enemy, a learned policy, an LLM companion — apply the same playbook:</w:t>
+      </w:r>
+    </w:p>
+    <w:p>
+      <w:pPr>
+        <w:pStyle w:val="ListBullet"/>
+      </w:pPr>
+      <w:r>
+        <w:rPr>
+          <w:b/>
+        </w:rPr>
+        <w:t>Give AI a frame budget.</w:t>
+      </w:r>
+      <w:r>
+        <w:t xml:space="preserve"> Decide up front that AI may use, say, 2–3 ms of the 16 ms frame, and design to it. Profile against it.</w:t>
+      </w:r>
+    </w:p>
+    <w:p>
+      <w:pPr>
+        <w:pStyle w:val="ListBullet"/>
+      </w:pPr>
+      <w:r>
+        <w:rPr>
+          <w:b/>
+        </w:rPr>
+        <w:t>Tier by importance and distance (LOD AI).</w:t>
+      </w:r>
+      <w:r>
+        <w:t xml:space="preserve"> Full brains for on-screen, gameplay-relevant agents; cheap approximations or none for the rest. This one idea buys the most.</w:t>
+      </w:r>
+    </w:p>
+    <w:p>
+      <w:pPr>
+        <w:pStyle w:val="ListBullet"/>
+      </w:pPr>
+      <w:r>
+        <w:rPr>
+          <w:b/>
+        </w:rPr>
+        <w:t>Time-slice and stagger.</w:t>
+      </w:r>
+      <w:r>
+        <w:t xml:space="preserve"> Don't run every agent every frame; amortize expensive decisions (planning, re-pathing, inference) over many frames and across agents.</w:t>
+      </w:r>
+    </w:p>
+    <w:p>
+      <w:pPr>
+        <w:pStyle w:val="ListBullet"/>
+      </w:pPr>
+      <w:r>
+        <w:rPr>
+          <w:b/>
+        </w:rPr>
+        <w:t>Go async and off the main thread.</w:t>
+      </w:r>
+      <w:r>
+        <w:t xml:space="preserve"> Run pathfinding, planning, and model inference on worker threads or a frame or two behind, so a spike never stalls rendering.</w:t>
+      </w:r>
+    </w:p>
+    <w:p>
+      <w:pPr>
+        <w:pStyle w:val="ListBullet"/>
+      </w:pPr>
+      <w:r>
+        <w:rPr>
+          <w:b/>
+        </w:rPr>
+        <w:t>Cache and precompute.</w:t>
+      </w:r>
+      <w:r>
+        <w:t xml:space="preserve"> Bake navmeshes, influence maps, and cover points offline; memoize plans and LLM responses; reuse results across similar agents.</w:t>
+      </w:r>
+    </w:p>
+    <w:p>
+      <w:pPr>
+        <w:pStyle w:val="ListBullet"/>
+      </w:pPr>
+      <w:r>
+        <w:rPr>
+          <w:b/>
+        </w:rPr>
+        <w:t>For learned models, right-size and batch.</w:t>
+      </w:r>
+      <w:r>
+        <w:t xml:space="preserve"> Quantize and run small models on-device; </w:t>
+      </w:r>
+      <w:r>
+        <w:rPr>
+          <w:b/>
+        </w:rPr>
+        <w:t>batch</w:t>
+      </w:r>
+      <w:r>
+        <w:t xml:space="preserve"> inference calls; run them at a lower frequency than the render loop. For LLM NPCs specifically: stream tokens so dialogue </w:t>
+      </w:r>
+      <w:r>
+        <w:rPr>
+          <w:i/>
+        </w:rPr>
+        <w:t>starts</w:t>
+      </w:r>
+      <w:r>
+        <w:t xml:space="preserve"> fast, cap context length, and prefer many cheap calls to a small model over few calls to a giant one.</w:t>
+      </w:r>
+    </w:p>
+    <w:p>
+      <w:pPr>
+        <w:pStyle w:val="ListBullet"/>
+      </w:pPr>
+      <w:r>
+        <w:rPr>
+          <w:b/>
+        </w:rPr>
+        <w:t>Degrade gracefully.</w:t>
+      </w:r>
+      <w:r>
+        <w:t xml:space="preserve"> When the budget is tight (a huge firefight, a dense crowd), </w:t>
+      </w:r>
+      <w:r>
+        <w:rPr>
+          <w:i/>
+        </w:rPr>
+        <w:t>reduce AI fidelity</w:t>
+      </w:r>
+      <w:r>
+        <w:t xml:space="preserve"> — fewer thinking agents, simpler behaviors — rather than dropping frames. Players forgive a slightly duller distant crowd; they don't forgive stutter.</w:t>
+      </w:r>
+    </w:p>
+    <w:p>
+      <w:pPr>
+        <w:spacing w:after="120"/>
+      </w:pPr>
+      <w:r>
+        <w:t xml:space="preserve">The through-line from </w:t>
+      </w:r>
+      <w:r>
+        <w:rPr>
+          <w:i/>
+        </w:rPr>
+        <w:t>Doom</w:t>
+      </w:r>
+      <w:r>
+        <w:t xml:space="preserve">'s state machines to a hypothetical LLM-driven </w:t>
+      </w:r>
+      <w:r>
+        <w:rPr>
+          <w:i/>
+        </w:rPr>
+        <w:t>GTA</w:t>
+      </w:r>
+      <w:r>
+        <w:t xml:space="preserve"> companion is the same: </w:t>
+      </w:r>
+      <w:r>
+        <w:rPr>
+          <w:b/>
+        </w:rPr>
+        <w:t>match the intelligence you pay for to the attention the player can actually give it.</w:t>
+      </w:r>
+    </w:p>
+    <w:p>
+      <w:pPr>
+        <w:pStyle w:val="Heading3"/>
+      </w:pPr>
+      <w:r>
+        <w:t>▶ See it</w:t>
+      </w:r>
+    </w:p>
+    <w:p>
+      <w:pPr>
+        <w:spacing w:after="120"/>
+      </w:pPr>
+      <w:r>
+        <w:t xml:space="preserve">The interactive companion includes an </w:t>
+      </w:r>
+      <w:r>
+        <w:rPr>
+          <w:b/>
+        </w:rPr>
+        <w:t>Open-World AI</w:t>
+      </w:r>
+      <w:r>
+        <w:t xml:space="preserve"> viewport that visualizes exactly this: the player at the center of concentric </w:t>
+      </w:r>
+      <w:r>
+        <w:rPr>
+          <w:b/>
+        </w:rPr>
+        <w:t>LOD-AI rings</w:t>
+      </w:r>
+      <w:r>
+        <w:t xml:space="preserve"> (full-sim → simplified → streamed-out), NPCs spawning near you and despawning far away against a </w:t>
+      </w:r>
+      <w:r>
+        <w:rPr>
+          <w:b/>
+        </w:rPr>
+        <w:t>density cap</w:t>
+      </w:r>
+      <w:r>
+        <w:t xml:space="preserve">, and a live </w:t>
+      </w:r>
+      <w:r>
+        <w:rPr>
+          <w:b/>
+        </w:rPr>
+        <w:t>frame-budget meter</w:t>
+      </w:r>
+      <w:r>
+        <w:t xml:space="preserve"> you can push by widening the full-simulation radius or toggling "LLM hero NPCs" — watch the cost, and the graceful degradation, in real time.</w:t>
+      </w:r>
+    </w:p>
+    <w:p>
+      <w:pPr>
         <w:pStyle w:val="Heading1"/>
         <w:pageBreakBefore/>
       </w:pPr>
@@ -5953,7 +6922,7 @@
         <w:pStyle w:val="Heading2"/>
       </w:pPr>
       <w:r>
-        <w:t>13. Reinforcement Learning</w:t>
+        <w:t>14. Reinforcement Learning</w:t>
       </w:r>
     </w:p>
     <w:p>
@@ -6659,7 +7628,7 @@
         <w:pStyle w:val="Heading2"/>
       </w:pPr>
       <w:r>
-        <w:t>14. Imitation Learning &amp; Other ML</w:t>
+        <w:t>15. Imitation Learning &amp; Other ML</w:t>
       </w:r>
     </w:p>
     <w:p>
@@ -6829,7 +7798,7 @@
         <w:pStyle w:val="Heading2"/>
       </w:pPr>
       <w:r>
-        <w:t>15. Generative AI Agents (LLMs)</w:t>
+        <w:t>16. Generative AI Agents (LLMs)</w:t>
       </w:r>
     </w:p>
     <w:p>
@@ -7162,7 +8131,7 @@
         <w:pStyle w:val="Heading2"/>
       </w:pPr>
       <w:r>
-        <w:t>16. Choosing an Approach</w:t>
+        <w:t>17. Choosing an Approach</w:t>
       </w:r>
     </w:p>
     <w:p>
@@ -7863,7 +8832,7 @@
         <w:pStyle w:val="Heading2"/>
       </w:pPr>
       <w:r>
-        <w:t>17. Exercises</w:t>
+        <w:t>18. Exercises</w:t>
       </w:r>
     </w:p>
     <w:p>
@@ -8353,10 +9322,63 @@
     </w:p>
     <w:p>
       <w:pPr>
+        <w:spacing w:after="120"/>
+      </w:pPr>
+      <w:r>
+        <w:rPr>
+          <w:b/>
+        </w:rPr>
+        <w:t>Open world &amp; scale</w:t>
+      </w:r>
+    </w:p>
+    <w:p>
+      <w:pPr>
+        <w:pStyle w:val="ListNumber"/>
+      </w:pPr>
+      <w:r>
+        <w:t>Sketch a population system: spawn NPCs around a moving player up to a density cap and despawn them beyond a radius. What's the smallest cap that still feels "alive"?</w:t>
+      </w:r>
+    </w:p>
+    <w:p>
+      <w:pPr>
+        <w:pStyle w:val="ListNumber"/>
+      </w:pPr>
+      <w:r>
+        <w:t xml:space="preserve">Add </w:t>
+      </w:r>
+      <w:r>
+        <w:rPr>
+          <w:b/>
+        </w:rPr>
+        <w:t>LOD AI</w:t>
+      </w:r>
+      <w:r>
+        <w:t xml:space="preserve">: give each NPC a tier (full / simplified / dummy) based on distance to the player, and </w:t>
+      </w:r>
+      <w:r>
+        <w:rPr>
+          <w:b/>
+        </w:rPr>
+        <w:t>time-slice</w:t>
+      </w:r>
+      <w:r>
+        <w:t xml:space="preserve"> so only a fixed number "think" per frame. Measure the cost vs. simulating everyone every frame.</w:t>
+      </w:r>
+    </w:p>
+    <w:p>
+      <w:pPr>
+        <w:pStyle w:val="ListNumber"/>
+      </w:pPr>
+      <w:r>
+        <w:t>Design the tiering for an LLM companion in an open world: which decisions go to the LLM, which stay classic, and where do you cache? Estimate the per-minute cost at 1, 10, and 100 talkable NPCs.</w:t>
+      </w:r>
+    </w:p>
+    <w:p>
+      <w:pPr>
         <w:pStyle w:val="Heading2"/>
       </w:pPr>
       <w:r>
-        <w:t>18. Glossary</w:t>
+        <w:t>19. Glossary</w:t>
       </w:r>
     </w:p>
     <w:p>
@@ -8571,6 +9593,20 @@
         <w:rPr>
           <w:b/>
         </w:rPr>
+        <w:t>LOD AI (level-of-detail AI)</w:t>
+      </w:r>
+      <w:r>
+        <w:t xml:space="preserve"> — simulating near/visible agents at full fidelity and distant ones cheaply (or not at all); the key to open-world scale.</w:t>
+      </w:r>
+    </w:p>
+    <w:p>
+      <w:pPr>
+        <w:pStyle w:val="ListBullet"/>
+      </w:pPr>
+      <w:r>
+        <w:rPr>
+          <w:b/>
+        </w:rPr>
         <w:t>MCTS</w:t>
       </w:r>
       <w:r>
@@ -8645,6 +9681,20 @@
       </w:r>
       <w:r>
         <w:t xml:space="preserve"> — a mapping from state to action; what an RL agent learns.</w:t>
+      </w:r>
+    </w:p>
+    <w:p>
+      <w:pPr>
+        <w:pStyle w:val="ListBullet"/>
+      </w:pPr>
+      <w:r>
+        <w:rPr>
+          <w:b/>
+        </w:rPr>
+        <w:t>Population system</w:t>
+      </w:r>
+      <w:r>
+        <w:t xml:space="preserve"> — spawns NPCs around the player up to a density cap and despawns them out of view, creating a "living" crowd within a bounded budget.</w:t>
       </w:r>
     </w:p>
     <w:p>
@@ -8750,6 +9800,20 @@
         <w:rPr>
           <w:b/>
         </w:rPr>
+        <w:t>Streaming</w:t>
+      </w:r>
+      <w:r>
+        <w:t xml:space="preserve"> — loading world assets (geometry, AI data) from disk as the player moves and evicting what's left behind, so a huge map fits in fixed memory.</w:t>
+      </w:r>
+    </w:p>
+    <w:p>
+      <w:pPr>
+        <w:pStyle w:val="ListBullet"/>
+      </w:pPr>
+      <w:r>
+        <w:rPr>
+          <w:b/>
+        </w:rPr>
         <w:t>Suppression</w:t>
       </w:r>
       <w:r>
@@ -8778,6 +9842,20 @@
         <w:rPr>
           <w:b/>
         </w:rPr>
+        <w:t>Time-slicing</w:t>
+      </w:r>
+      <w:r>
+        <w:t xml:space="preserve"> — spreading agents' AI updates across many frames instead of updating all of them every frame, to bound per-frame cost.</w:t>
+      </w:r>
+    </w:p>
+    <w:p>
+      <w:pPr>
+        <w:pStyle w:val="ListBullet"/>
+      </w:pPr>
+      <w:r>
+        <w:rPr>
+          <w:b/>
+        </w:rPr>
         <w:t>UCB1</w:t>
       </w:r>
       <w:r>
@@ -8812,7 +9890,7 @@
         <w:pStyle w:val="Heading2"/>
       </w:pPr>
       <w:r>
-        <w:t>19. Further Reading</w:t>
+        <w:t>20. Further Reading</w:t>
       </w:r>
     </w:p>
     <w:p>

--- a/docs/game-ai-book.docx
+++ b/docs/game-ai-book.docx
@@ -475,6 +475,25 @@
       </w:pPr>
       <w:r>
         <w:t>Further Reading</w:t>
+      </w:r>
+    </w:p>
+    <w:p>
+      <w:pPr>
+        <w:spacing w:after="120"/>
+      </w:pPr>
+      <w:r>
+        <w:rPr>
+          <w:b/>
+        </w:rPr>
+        <w:t>Appendix</w:t>
+      </w:r>
+    </w:p>
+    <w:p>
+      <w:pPr>
+        <w:pStyle w:val="ListBullet"/>
+      </w:pPr>
+      <w:r>
+        <w:t>A. Training AI Inside the Engine — Unity ML-Agents &amp; Unreal Learning Agents</w:t>
       </w:r>
     </w:p>
     <w:p>
@@ -10134,13 +10153,857 @@
     </w:p>
     <w:p>
       <w:pPr>
+        <w:pStyle w:val="Heading1"/>
+        <w:pageBreakBefore/>
+      </w:pPr>
+      <w:r>
+        <w:t>Appendix A — Training AI Inside the Engine (Unity ML-Agents &amp; Unreal Learning Agents)</w:t>
+      </w:r>
+    </w:p>
+    <w:p>
+      <w:pPr>
         <w:spacing w:after="120"/>
       </w:pPr>
       <w:r>
+        <w:t xml:space="preserve">The learned techniques in Part IV — reinforcement learning especially — raise an obvious question: the samples train in Python, but games ship in </w:t>
+      </w:r>
+      <w:r>
+        <w:rPr>
+          <w:b/>
+        </w:rPr>
+        <w:t>C#</w:t>
+      </w:r>
+      <w:r>
+        <w:t xml:space="preserve"> (Unity) or </w:t>
+      </w:r>
+      <w:r>
+        <w:rPr>
+          <w:b/>
+        </w:rPr>
+        <w:t>C++</w:t>
+      </w:r>
+      <w:r>
+        <w:t xml:space="preserve"> (Unreal). How does a model get trained </w:t>
+      </w:r>
+      <w:r>
         <w:rPr>
           <w:i/>
         </w:rPr>
-        <w:t>End of book. All code referenced lives in [`../samples`](../samples); the concise bilingual guides are [here (EN)](game-ai-guide.en.md) and [here (中文)](game-ai-guide.zh.md). Built as an educational companion to the [GameAI](../README.md) repository.</w:t>
+        <w:t>using a game</w:t>
+      </w:r>
+      <w:r>
+        <w:t xml:space="preserve"> and then </w:t>
+      </w:r>
+      <w:r>
+        <w:rPr>
+          <w:i/>
+        </w:rPr>
+        <w:t>run inside</w:t>
+      </w:r>
+      <w:r>
+        <w:t xml:space="preserve"> one? This appendix answers that, and reference code lives in </w:t>
+      </w:r>
+      <w:r>
+        <w:rPr>
+          <w:color w:val="2B5C8A"/>
+          <w:u w:val="single"/>
+        </w:rPr>
+        <w:t>`../engine-integration`</w:t>
+      </w:r>
+      <w:r>
+        <w:t>.</w:t>
+      </w:r>
+    </w:p>
+    <w:p>
+      <w:pPr>
+        <w:pStyle w:val="Heading3"/>
+      </w:pPr>
+      <w:r>
+        <w:t>The game is the environment</w:t>
+      </w:r>
+    </w:p>
+    <w:p>
+      <w:pPr>
+        <w:spacing w:after="120"/>
+      </w:pPr>
+      <w:r>
+        <w:t xml:space="preserve">Training an agent is a loop between an </w:t>
+      </w:r>
+      <w:r>
+        <w:rPr>
+          <w:b/>
+        </w:rPr>
+        <w:t>agent</w:t>
+      </w:r>
+      <w:r>
+        <w:t xml:space="preserve"> and an </w:t>
+      </w:r>
+      <w:r>
+        <w:rPr>
+          <w:b/>
+        </w:rPr>
+        <w:t>environment</w:t>
+      </w:r>
+      <w:r>
+        <w:t xml:space="preserve"> — and in a game, </w:t>
+      </w:r>
+      <w:r>
+        <w:rPr>
+          <w:i/>
+        </w:rPr>
+        <w:t>the game is the environment</w:t>
+      </w:r>
+      <w:r>
+        <w:t xml:space="preserve">. You must define four things — the </w:t>
+      </w:r>
+      <w:r>
+        <w:rPr>
+          <w:b/>
+        </w:rPr>
+        <w:t>agent contract</w:t>
+      </w:r>
+      <w:r>
+        <w:t xml:space="preserve"> — and they are the same in every framework:</w:t>
+      </w:r>
+    </w:p>
+    <w:p>
+      <w:pPr>
+        <w:pStyle w:val="ListBullet"/>
+      </w:pPr>
+      <w:r>
+        <w:rPr>
+          <w:b/>
+        </w:rPr>
+        <w:t>Observations</w:t>
+      </w:r>
+      <w:r>
+        <w:t xml:space="preserve"> — what the agent senses (a state vector: my position, the goal, my velocity…). Keep it to fair, observable information.</w:t>
+      </w:r>
+    </w:p>
+    <w:p>
+      <w:pPr>
+        <w:pStyle w:val="ListBullet"/>
+      </w:pPr>
+      <w:r>
+        <w:rPr>
+          <w:b/>
+        </w:rPr>
+        <w:t>Actions</w:t>
+      </w:r>
+      <w:r>
+        <w:t xml:space="preserve"> — what it can do (e.g. a 2-D move force; discrete button presses).</w:t>
+      </w:r>
+    </w:p>
+    <w:p>
+      <w:pPr>
+        <w:pStyle w:val="ListBullet"/>
+      </w:pPr>
+      <w:r>
+        <w:rPr>
+          <w:b/>
+        </w:rPr>
+        <w:t>Reward</w:t>
+      </w:r>
+      <w:r>
+        <w:t xml:space="preserve"> — the scalar that defines "good" (+1 for reaching the goal, a small time penalty, 0 for falling off).</w:t>
+      </w:r>
+    </w:p>
+    <w:p>
+      <w:pPr>
+        <w:pStyle w:val="ListBullet"/>
+      </w:pPr>
+      <w:r>
+        <w:rPr>
+          <w:b/>
+        </w:rPr>
+        <w:t>Reset</w:t>
+      </w:r>
+      <w:r>
+        <w:t xml:space="preserve"> — how to start a fresh episode (reposition the agent and goal).</w:t>
+      </w:r>
+    </w:p>
+    <w:p>
+      <w:pPr>
+        <w:spacing w:after="120"/>
+      </w:pPr>
+      <w:r>
+        <w:t xml:space="preserve">Training runs this loop millions of times; a </w:t>
+      </w:r>
+      <w:r>
+        <w:rPr>
+          <w:b/>
+        </w:rPr>
+        <w:t>policy</w:t>
+      </w:r>
+      <w:r>
+        <w:t xml:space="preserve"> (a neural network) gradually learns to pick actions that maximize reward. Then you </w:t>
+      </w:r>
+      <w:r>
+        <w:rPr>
+          <w:b/>
+        </w:rPr>
+        <w:t>freeze</w:t>
+      </w:r>
+      <w:r>
+        <w:t xml:space="preserve"> the network and, in the shipping game, run only </w:t>
+      </w:r>
+      <w:r>
+        <w:rPr>
+          <w:rFonts w:ascii="Consolas" w:hAnsi="Consolas"/>
+          <w:color w:val="9B2553"/>
+          <w:sz w:val="19"/>
+        </w:rPr>
+        <w:t>observation → action</w:t>
+      </w:r>
+      <w:r>
+        <w:t xml:space="preserve"> every tick. That final step — inference — is just a fast forward pass; all the learning happened offline.</w:t>
+      </w:r>
+    </w:p>
+    <w:p>
+      <w:pPr>
+        <w:pStyle w:val="Heading3"/>
+      </w:pPr>
+      <w:r>
+        <w:t>Unity — ML-Agents (train in Python, run in C#)</w:t>
+      </w:r>
+    </w:p>
+    <w:p>
+      <w:pPr>
+        <w:spacing w:after="120"/>
+      </w:pPr>
+      <w:r>
+        <w:t xml:space="preserve">Unity's </w:t>
+      </w:r>
+      <w:r>
+        <w:rPr>
+          <w:b/>
+        </w:rPr>
+        <w:t>ML-Agents Toolkit</w:t>
+      </w:r>
+      <w:r>
+        <w:t xml:space="preserve"> has two halves. In-game you write a C# </w:t>
+      </w:r>
+      <w:r>
+        <w:rPr>
+          <w:rFonts w:ascii="Consolas" w:hAnsi="Consolas"/>
+          <w:color w:val="9B2553"/>
+          <w:sz w:val="19"/>
+        </w:rPr>
+        <w:t>Agent</w:t>
+      </w:r>
+      <w:r>
+        <w:t xml:space="preserve"> subclass overriding </w:t>
+      </w:r>
+      <w:r>
+        <w:rPr>
+          <w:rFonts w:ascii="Consolas" w:hAnsi="Consolas"/>
+          <w:color w:val="9B2553"/>
+          <w:sz w:val="19"/>
+        </w:rPr>
+        <w:t>CollectObservations()</w:t>
+      </w:r>
+      <w:r>
+        <w:t xml:space="preserve">, </w:t>
+      </w:r>
+      <w:r>
+        <w:rPr>
+          <w:rFonts w:ascii="Consolas" w:hAnsi="Consolas"/>
+          <w:color w:val="9B2553"/>
+          <w:sz w:val="19"/>
+        </w:rPr>
+        <w:t>OnActionReceived()</w:t>
+      </w:r>
+      <w:r>
+        <w:t xml:space="preserve"> (where you also call </w:t>
+      </w:r>
+      <w:r>
+        <w:rPr>
+          <w:rFonts w:ascii="Consolas" w:hAnsi="Consolas"/>
+          <w:color w:val="9B2553"/>
+          <w:sz w:val="19"/>
+        </w:rPr>
+        <w:t>AddReward()</w:t>
+      </w:r>
+      <w:r>
+        <w:t xml:space="preserve"> / </w:t>
+      </w:r>
+      <w:r>
+        <w:rPr>
+          <w:rFonts w:ascii="Consolas" w:hAnsi="Consolas"/>
+          <w:color w:val="9B2553"/>
+          <w:sz w:val="19"/>
+        </w:rPr>
+        <w:t>EndEpisode()</w:t>
+      </w:r>
+      <w:r>
+        <w:t xml:space="preserve">), and </w:t>
+      </w:r>
+      <w:r>
+        <w:rPr>
+          <w:rFonts w:ascii="Consolas" w:hAnsi="Consolas"/>
+          <w:color w:val="9B2553"/>
+          <w:sz w:val="19"/>
+        </w:rPr>
+        <w:t>OnEpisodeBegin()</w:t>
+      </w:r>
+      <w:r>
+        <w:t xml:space="preserve"> — that </w:t>
+      </w:r>
+      <w:r>
+        <w:rPr>
+          <w:i/>
+        </w:rPr>
+        <w:t>is</w:t>
+      </w:r>
+      <w:r>
+        <w:t xml:space="preserve"> the agent contract above. Training is driven by an </w:t>
+      </w:r>
+      <w:r>
+        <w:rPr>
+          <w:b/>
+        </w:rPr>
+        <w:t>external Python process</w:t>
+      </w:r>
+      <w:r>
+        <w:t xml:space="preserve"> (</w:t>
+      </w:r>
+      <w:r>
+        <w:rPr>
+          <w:rFonts w:ascii="Consolas" w:hAnsi="Consolas"/>
+          <w:color w:val="9B2553"/>
+          <w:sz w:val="19"/>
+        </w:rPr>
+        <w:t>mlagents-learn config.yaml</w:t>
+      </w:r>
+      <w:r>
+        <w:t xml:space="preserve">, PPO on PyTorch) that connects to Unity over a socket: it receives observations, returns actions, receives rewards, and updates the network across many parallel copies of the scene. It exports a </w:t>
+      </w:r>
+      <w:r>
+        <w:rPr>
+          <w:rFonts w:ascii="Consolas" w:hAnsi="Consolas"/>
+          <w:color w:val="9B2553"/>
+          <w:sz w:val="19"/>
+        </w:rPr>
+        <w:t>.onnx</w:t>
+      </w:r>
+      <w:r>
+        <w:t xml:space="preserve"> file.</w:t>
+      </w:r>
+    </w:p>
+    <w:p>
+      <w:pPr>
+        <w:spacing w:after="120"/>
+      </w:pPr>
+      <w:r>
+        <w:t xml:space="preserve">To </w:t>
+      </w:r>
+      <w:r>
+        <w:rPr>
+          <w:b/>
+        </w:rPr>
+        <w:t>run it in-game</w:t>
+      </w:r>
+      <w:r>
+        <w:t xml:space="preserve"> you have two options, both C#-only with no Python at runtime: (1) assign the </w:t>
+      </w:r>
+      <w:r>
+        <w:rPr>
+          <w:rFonts w:ascii="Consolas" w:hAnsi="Consolas"/>
+          <w:color w:val="9B2553"/>
+          <w:sz w:val="19"/>
+        </w:rPr>
+        <w:t>.onnx</w:t>
+      </w:r>
+      <w:r>
+        <w:t xml:space="preserve"> to the agent's </w:t>
+      </w:r>
+      <w:r>
+        <w:rPr>
+          <w:b/>
+        </w:rPr>
+        <w:t>Behavior Parameters → Model</w:t>
+      </w:r>
+      <w:r>
+        <w:t xml:space="preserve"> and set </w:t>
+      </w:r>
+      <w:r>
+        <w:rPr>
+          <w:b/>
+        </w:rPr>
+        <w:t>Inference Only</w:t>
+      </w:r>
+      <w:r>
+        <w:t xml:space="preserve"> — the </w:t>
+      </w:r>
+      <w:r>
+        <w:rPr>
+          <w:i/>
+        </w:rPr>
+        <w:t>same</w:t>
+      </w:r>
+      <w:r>
+        <w:t xml:space="preserve"> agent script now runs, with </w:t>
+      </w:r>
+      <w:r>
+        <w:rPr>
+          <w:b/>
+        </w:rPr>
+        <w:t>Unity Sentis</w:t>
+      </w:r>
+      <w:r>
+        <w:t xml:space="preserve"> (formerly Barracuda) evaluating the network; or (2) load the </w:t>
+      </w:r>
+      <w:r>
+        <w:rPr>
+          <w:rFonts w:ascii="Consolas" w:hAnsi="Consolas"/>
+          <w:color w:val="9B2553"/>
+          <w:sz w:val="19"/>
+        </w:rPr>
+        <w:t>.onnx</w:t>
+      </w:r>
+      <w:r>
+        <w:t xml:space="preserve"> yourself with Sentis and run the forward pass in your own code (this is also how you run a model trained in plain PyTorch). See </w:t>
+      </w:r>
+      <w:r>
+        <w:rPr>
+          <w:rFonts w:ascii="Consolas" w:hAnsi="Consolas"/>
+          <w:color w:val="9B2553"/>
+          <w:sz w:val="19"/>
+        </w:rPr>
+        <w:t>engine-integration/unity/</w:t>
+      </w:r>
+      <w:r>
+        <w:t>.</w:t>
+      </w:r>
+    </w:p>
+    <w:p>
+      <w:pPr>
+        <w:pStyle w:val="Heading3"/>
+      </w:pPr>
+      <w:r>
+        <w:t>Unreal — Learning Agents (train in-engine) + NNE (inference)</w:t>
+      </w:r>
+    </w:p>
+    <w:p>
+      <w:pPr>
+        <w:spacing w:after="120"/>
+      </w:pPr>
+      <w:r>
+        <w:t xml:space="preserve">Unreal's </w:t>
+      </w:r>
+      <w:r>
+        <w:rPr>
+          <w:b/>
+        </w:rPr>
+        <w:t>Learning Agents</w:t>
+      </w:r>
+      <w:r>
+        <w:t xml:space="preserve"> plugin takes a different path: training runs </w:t>
+      </w:r>
+      <w:r>
+        <w:rPr>
+          <w:b/>
+        </w:rPr>
+        <w:t>inside the engine</w:t>
+      </w:r>
+      <w:r>
+        <w:t xml:space="preserve"> in C++ — there is </w:t>
+      </w:r>
+      <w:r>
+        <w:rPr>
+          <w:i/>
+        </w:rPr>
+        <w:t>no external Python trainer</w:t>
+      </w:r>
+      <w:r>
+        <w:t xml:space="preserve">. You write an </w:t>
+      </w:r>
+      <w:r>
+        <w:rPr>
+          <w:b/>
+        </w:rPr>
+        <w:t>Interactor</w:t>
+      </w:r>
+      <w:r>
+        <w:t xml:space="preserve"> (defines observations and actions), a </w:t>
+      </w:r>
+      <w:r>
+        <w:rPr>
+          <w:b/>
+        </w:rPr>
+        <w:t>Trainer</w:t>
+      </w:r>
+      <w:r>
+        <w:t xml:space="preserve"> (defines reward and completion), and a </w:t>
+      </w:r>
+      <w:r>
+        <w:rPr>
+          <w:b/>
+        </w:rPr>
+        <w:t>Policy</w:t>
+      </w:r>
+      <w:r>
+        <w:t xml:space="preserve"> (the network); each engine tick advances a PPO step, usually with the game sped up and many agents in parallel. At inference time you drop the trainer and run just the Interactor + Policy. Separately, Unreal's </w:t>
+      </w:r>
+      <w:r>
+        <w:rPr>
+          <w:b/>
+        </w:rPr>
+        <w:t>NNE (Neural Network Engine)</w:t>
+      </w:r>
+      <w:r>
+        <w:t xml:space="preserve"> loads and runs any </w:t>
+      </w:r>
+      <w:r>
+        <w:rPr>
+          <w:b/>
+        </w:rPr>
+        <w:t>ONNX</w:t>
+      </w:r>
+      <w:r>
+        <w:t xml:space="preserve"> model at runtime (the analog of Unity Sentis) — so a model trained in Python can run in an Unreal game too. See </w:t>
+      </w:r>
+      <w:r>
+        <w:rPr>
+          <w:rFonts w:ascii="Consolas" w:hAnsi="Consolas"/>
+          <w:color w:val="9B2553"/>
+          <w:sz w:val="19"/>
+        </w:rPr>
+        <w:t>engine-integration/unreal/</w:t>
+      </w:r>
+      <w:r>
+        <w:t xml:space="preserve">. </w:t>
+      </w:r>
+      <w:r>
+        <w:rPr>
+          <w:i/>
+        </w:rPr>
+        <w:t>(Learning Agents is experimental; its API changes between engine versions.)</w:t>
+      </w:r>
+    </w:p>
+    <w:p>
+      <w:pPr>
+        <w:pStyle w:val="Heading3"/>
+      </w:pPr>
+      <w:r>
+        <w:t>At a glance</w:t>
+      </w:r>
+    </w:p>
+    <w:tbl>
+      <w:tblPr>
+        <w:tblStyle w:val="TableGrid"/>
+        <w:tblW w:type="auto" w:w="0"/>
+        <w:jc w:val="center"/>
+        <w:tblLook w:firstColumn="1" w:firstRow="1" w:lastColumn="0" w:lastRow="0" w:noHBand="0" w:noVBand="1" w:val="04A0"/>
+      </w:tblPr>
+      <w:tblGrid>
+        <w:gridCol w:w="3216"/>
+        <w:gridCol w:w="3216"/>
+        <w:gridCol w:w="3216"/>
+      </w:tblGrid>
+      <w:tr>
+        <w:tc>
+          <w:tcPr>
+            <w:tcW w:type="dxa" w:w="3216"/>
+            <w:shd w:val="clear" w:fill="2B5C8A"/>
+          </w:tcPr>
+          <w:p>
+            <w:r/>
+            <w:r>
+              <w:rPr>
+                <w:rFonts w:ascii="Arial" w:hAnsi="Arial"/>
+                <w:b/>
+                <w:color w:val="FFFFFF"/>
+                <w:sz w:val="19"/>
+              </w:rPr>
+            </w:r>
+          </w:p>
+        </w:tc>
+        <w:tc>
+          <w:tcPr>
+            <w:tcW w:type="dxa" w:w="3216"/>
+            <w:shd w:val="clear" w:fill="2B5C8A"/>
+          </w:tcPr>
+          <w:p>
+            <w:r/>
+            <w:r>
+              <w:rPr>
+                <w:rFonts w:ascii="Arial" w:hAnsi="Arial"/>
+                <w:b/>
+                <w:color w:val="FFFFFF"/>
+                <w:sz w:val="19"/>
+              </w:rPr>
+              <w:t>Unity ML-Agents</w:t>
+            </w:r>
+          </w:p>
+        </w:tc>
+        <w:tc>
+          <w:tcPr>
+            <w:tcW w:type="dxa" w:w="3216"/>
+            <w:shd w:val="clear" w:fill="2B5C8A"/>
+          </w:tcPr>
+          <w:p>
+            <w:r/>
+            <w:r>
+              <w:rPr>
+                <w:rFonts w:ascii="Arial" w:hAnsi="Arial"/>
+                <w:b/>
+                <w:color w:val="FFFFFF"/>
+                <w:sz w:val="19"/>
+              </w:rPr>
+              <w:t>Unreal Learning Agents</w:t>
+            </w:r>
+          </w:p>
+        </w:tc>
+      </w:tr>
+      <w:tr>
+        <w:tc>
+          <w:tcPr>
+            <w:tcW w:type="dxa" w:w="3216"/>
+          </w:tcPr>
+          <w:p>
+            <w:r>
+              <w:rPr>
+                <w:sz w:val="18"/>
+              </w:rPr>
+              <w:t>You write</w:t>
+            </w:r>
+          </w:p>
+        </w:tc>
+        <w:tc>
+          <w:tcPr>
+            <w:tcW w:type="dxa" w:w="3216"/>
+          </w:tcPr>
+          <w:p>
+            <w:r>
+              <w:rPr>
+                <w:sz w:val="18"/>
+              </w:rPr>
+              <w:t>C# agent + YAML</w:t>
+            </w:r>
+          </w:p>
+        </w:tc>
+        <w:tc>
+          <w:tcPr>
+            <w:tcW w:type="dxa" w:w="3216"/>
+          </w:tcPr>
+          <w:p>
+            <w:r>
+              <w:rPr>
+                <w:sz w:val="18"/>
+              </w:rPr>
+              <w:t>C++ / Blueprint</w:t>
+            </w:r>
+          </w:p>
+        </w:tc>
+      </w:tr>
+      <w:tr>
+        <w:tc>
+          <w:tcPr>
+            <w:tcW w:type="dxa" w:w="3216"/>
+            <w:shd w:val="clear" w:fill="F3F6F9"/>
+          </w:tcPr>
+          <w:p>
+            <w:r>
+              <w:rPr>
+                <w:sz w:val="18"/>
+              </w:rPr>
+              <w:t>Training runs</w:t>
+            </w:r>
+          </w:p>
+        </w:tc>
+        <w:tc>
+          <w:tcPr>
+            <w:tcW w:type="dxa" w:w="3216"/>
+            <w:shd w:val="clear" w:fill="F3F6F9"/>
+          </w:tcPr>
+          <w:p>
+            <w:r>
+              <w:rPr>
+                <w:sz w:val="18"/>
+              </w:rPr>
+              <w:t>External Python (PyTorch)</w:t>
+            </w:r>
+          </w:p>
+        </w:tc>
+        <w:tc>
+          <w:tcPr>
+            <w:tcW w:type="dxa" w:w="3216"/>
+            <w:shd w:val="clear" w:fill="F3F6F9"/>
+          </w:tcPr>
+          <w:p>
+            <w:r>
+              <w:rPr>
+                <w:sz w:val="18"/>
+              </w:rPr>
+              <w:t>In-engine (C++ PPO)</w:t>
+            </w:r>
+          </w:p>
+        </w:tc>
+      </w:tr>
+      <w:tr>
+        <w:tc>
+          <w:tcPr>
+            <w:tcW w:type="dxa" w:w="3216"/>
+          </w:tcPr>
+          <w:p>
+            <w:r>
+              <w:rPr>
+                <w:sz w:val="18"/>
+              </w:rPr>
+              <w:t>Run a model in-game</w:t>
+            </w:r>
+          </w:p>
+        </w:tc>
+        <w:tc>
+          <w:tcPr>
+            <w:tcW w:type="dxa" w:w="3216"/>
+          </w:tcPr>
+          <w:p>
+            <w:r>
+              <w:rPr>
+                <w:sz w:val="18"/>
+              </w:rPr>
+              <w:t>Sentis (ex-Barracuda)</w:t>
+            </w:r>
+          </w:p>
+        </w:tc>
+        <w:tc>
+          <w:tcPr>
+            <w:tcW w:type="dxa" w:w="3216"/>
+          </w:tcPr>
+          <w:p>
+            <w:r>
+              <w:rPr>
+                <w:sz w:val="18"/>
+              </w:rPr>
+              <w:t>NNE</w:t>
+            </w:r>
+          </w:p>
+        </w:tc>
+      </w:tr>
+      <w:tr>
+        <w:tc>
+          <w:tcPr>
+            <w:tcW w:type="dxa" w:w="3216"/>
+            <w:shd w:val="clear" w:fill="F3F6F9"/>
+          </w:tcPr>
+          <w:p>
+            <w:r>
+              <w:rPr>
+                <w:sz w:val="18"/>
+              </w:rPr>
+              <w:t>Run a Python-trained ONNX</w:t>
+            </w:r>
+          </w:p>
+        </w:tc>
+        <w:tc>
+          <w:tcPr>
+            <w:tcW w:type="dxa" w:w="3216"/>
+            <w:shd w:val="clear" w:fill="F3F6F9"/>
+          </w:tcPr>
+          <w:p>
+            <w:r>
+              <w:rPr>
+                <w:sz w:val="18"/>
+              </w:rPr>
+              <w:t>Yes (Sentis)</w:t>
+            </w:r>
+          </w:p>
+        </w:tc>
+        <w:tc>
+          <w:tcPr>
+            <w:tcW w:type="dxa" w:w="3216"/>
+            <w:shd w:val="clear" w:fill="F3F6F9"/>
+          </w:tcPr>
+          <w:p>
+            <w:r>
+              <w:rPr>
+                <w:sz w:val="18"/>
+              </w:rPr>
+              <w:t>Yes (NNE)</w:t>
+            </w:r>
+          </w:p>
+        </w:tc>
+      </w:tr>
+      <w:tr>
+        <w:tc>
+          <w:tcPr>
+            <w:tcW w:type="dxa" w:w="3216"/>
+          </w:tcPr>
+          <w:p>
+            <w:r>
+              <w:rPr>
+                <w:sz w:val="18"/>
+              </w:rPr>
+              <w:t>Maturity</w:t>
+            </w:r>
+          </w:p>
+        </w:tc>
+        <w:tc>
+          <w:tcPr>
+            <w:tcW w:type="dxa" w:w="3216"/>
+          </w:tcPr>
+          <w:p>
+            <w:r>
+              <w:rPr>
+                <w:sz w:val="18"/>
+              </w:rPr>
+              <w:t>Stable, widely used</w:t>
+            </w:r>
+          </w:p>
+        </w:tc>
+        <w:tc>
+          <w:tcPr>
+            <w:tcW w:type="dxa" w:w="3216"/>
+          </w:tcPr>
+          <w:p>
+            <w:r>
+              <w:rPr>
+                <w:sz w:val="18"/>
+              </w:rPr>
+              <w:t>Experimental</w:t>
+            </w:r>
+          </w:p>
+        </w:tc>
+      </w:tr>
+    </w:tbl>
+    <w:p/>
+    <w:p>
+      <w:pPr>
+        <w:spacing w:after="120"/>
+      </w:pPr>
+      <w:r>
+        <w:t xml:space="preserve">The throughline of this whole book returns one last time: the </w:t>
+      </w:r>
+      <w:r>
+        <w:rPr>
+          <w:i/>
+        </w:rPr>
+        <w:t>algorithm</w:t>
+      </w:r>
+      <w:r>
+        <w:t xml:space="preserve"> is the real content; the </w:t>
+      </w:r>
+      <w:r>
+        <w:rPr>
+          <w:i/>
+        </w:rPr>
+        <w:t>language</w:t>
+      </w:r>
+      <w:r>
+        <w:t xml:space="preserve"> is a delivery choice — Python to learn it, C#/C++ to ship it, and (as in this repo's interactive lab) JavaScript to demo it.</w:t>
+      </w:r>
+    </w:p>
+    <w:p>
+      <w:pPr>
+        <w:spacing w:after="120"/>
+      </w:pPr>
+      <w:r>
+        <w:rPr>
+          <w:i/>
+        </w:rPr>
+        <w:t>End of book. Runnable algorithm code lives in [`../samples`](../samples); engine integration reference code in [`../engine-integration`](../engine-integration); the concise bilingual guides are [here (EN)](game-ai-guide.en.md) and [here (中文)](game-ai-guide.zh.md). Built as an educational companion to the [GameAI](../README.md) repository.</w:t>
       </w:r>
     </w:p>
     <w:sectPr>

--- a/docs/game-ai-book.docx
+++ b/docs/game-ai-book.docx
@@ -10679,6 +10679,92 @@
           <w:i/>
         </w:rPr>
         <w:t>(Learning Agents is experimental; its API changes between engine versions.)</w:t>
+      </w:r>
+    </w:p>
+    <w:p>
+      <w:pPr>
+        <w:pStyle w:val="Heading3"/>
+      </w:pPr>
+      <w:r>
+        <w:t>Human feedback during training</w:t>
+      </w:r>
+    </w:p>
+    <w:p>
+      <w:pPr>
+        <w:spacing w:after="120"/>
+      </w:pPr>
+      <w:r>
+        <w:t xml:space="preserve">Beyond a fixed reward function, you can put a </w:t>
+      </w:r>
+      <w:r>
+        <w:rPr>
+          <w:b/>
+        </w:rPr>
+        <w:t>human in the training loop</w:t>
+      </w:r>
+      <w:r>
+        <w:t xml:space="preserve">: while the agent trains, an operator presses keys to reward or punish it live, and those signals fold into the </w:t>
+      </w:r>
+      <w:r>
+        <w:rPr>
+          <w:i/>
+        </w:rPr>
+        <w:t>same</w:t>
+      </w:r>
+      <w:r>
+        <w:t xml:space="preserve"> reward the optimizer maximizes — a simple form of TAMER / RLHF. Both complete projects in </w:t>
+      </w:r>
+      <w:r>
+        <w:rPr>
+          <w:color w:val="2B5C8A"/>
+          <w:u w:val="single"/>
+        </w:rPr>
+        <w:t>`../engine-integration`</w:t>
+      </w:r>
+      <w:r>
+        <w:t xml:space="preserve"> implement this (</w:t>
+      </w:r>
+      <w:r>
+        <w:rPr>
+          <w:rFonts w:ascii="Consolas" w:hAnsi="Consolas"/>
+          <w:color w:val="9B2553"/>
+          <w:sz w:val="19"/>
+        </w:rPr>
+        <w:t>HumanFeedback.cs</w:t>
+      </w:r>
+      <w:r>
+        <w:t xml:space="preserve"> in Unity; </w:t>
+      </w:r>
+      <w:r>
+        <w:rPr>
+          <w:rFonts w:ascii="Consolas" w:hAnsi="Consolas"/>
+          <w:color w:val="9B2553"/>
+          <w:sz w:val="19"/>
+        </w:rPr>
+        <w:t>RollerManager</w:t>
+      </w:r>
+      <w:r>
+        <w:t xml:space="preserve"> + </w:t>
+      </w:r>
+      <w:r>
+        <w:rPr>
+          <w:rFonts w:ascii="Consolas" w:hAnsi="Consolas"/>
+          <w:color w:val="9B2553"/>
+          <w:sz w:val="19"/>
+        </w:rPr>
+        <w:t>MoveTrainer</w:t>
+      </w:r>
+      <w:r>
+        <w:t xml:space="preserve"> in Unreal), alongside </w:t>
+      </w:r>
+      <w:r>
+        <w:rPr>
+          <w:b/>
+        </w:rPr>
+        <w:t>imitation learning</w:t>
+      </w:r>
+      <w:r>
+        <w:t xml:space="preserve"> from recorded human demonstrations (behavioral cloning + GAIL). The Unity example is an importable project that builds its own scene on Play; the Unreal example is a complete C++ project scaffold.</w:t>
       </w:r>
     </w:p>
     <w:p>
